--- a/knowledge_source/Windchill GPDM & Windchill NA/Windchill NA/Importer MDR Updation & Creation.docx
+++ b/knowledge_source/Windchill GPDM & Windchill NA/Windchill NA/Importer MDR Updation & Creation.docx
@@ -3404,7 +3404,7 @@
 </file>
 
 <file path=customXml/itemProps1.xml><?xml version="1.0" encoding="utf-8"?>
-<ds:datastoreItem xmlns:ds="http://schemas.openxmlformats.org/officeDocument/2006/customXml" ds:itemID="{A4D1DF26-7070-450A-9A90-48B535BCAED9}"/>
+<ds:datastoreItem xmlns:ds="http://schemas.openxmlformats.org/officeDocument/2006/customXml" ds:itemID="{A56FA736-B19C-4B8F-8593-3B8837958775}"/>
 </file>
 
 <file path=customXml/itemProps2.xml><?xml version="1.0" encoding="utf-8"?>
